--- a/Feedback_provided_to_all_group_initial_ideas.docx
+++ b/Feedback_provided_to_all_group_initial_ideas.docx
@@ -255,269 +255,15 @@
       <w:r>
         <w:t xml:space="preserve"> </w:t>
       </w:r>
-      <w:r>
-        <w:t>Hi Hudson,</w:t>
-      </w:r>
-    </w:p>
-    <w:p/>
-    <w:p>
-      <w:r>
-        <w:t xml:space="preserve">Your work is consistently exciting to me. I really like the direction you are taking in your modeling. I feel like I could summarize this semester with the Harry Potter meme where I'm Hagrid and instead of telling you that you're a wizard, I'm informing you that you're a modeler. Not that other </w:t>
-      </w:r>
-      <w:proofErr w:type="spellStart"/>
-      <w:proofErr w:type="gramStart"/>
-      <w:r>
-        <w:t>student's</w:t>
-      </w:r>
-      <w:proofErr w:type="spellEnd"/>
-      <w:proofErr w:type="gramEnd"/>
-      <w:r>
-        <w:t xml:space="preserve"> are not also, but you've really come into your won over the last few weeks. </w:t>
-      </w:r>
-    </w:p>
-    <w:p/>
-    <w:p>
-      <w:r>
-        <w:t>What's strong:</w:t>
-      </w:r>
-    </w:p>
-    <w:p>
-      <w:r>
-        <w:lastRenderedPageBreak/>
-        <w:t xml:space="preserve">The double empathy problem is such a good framing and directly maps to how we think about agent heterogeneity. I love how you skirt from the idea that one agent type is "broken" and instead steer towards two different </w:t>
-      </w:r>
-      <w:proofErr w:type="spellStart"/>
-      <w:r>
-        <w:t>softwares</w:t>
-      </w:r>
-      <w:proofErr w:type="spellEnd"/>
-      <w:r>
-        <w:t xml:space="preserve"> running on these agents where same-type interactions probably run (more? Mostly?) smoothly and cross-type interactions hit frictions. Adding in the various base rates for the types would accentuate the dynamics and give a degree of realism. </w:t>
-      </w:r>
-    </w:p>
-    <w:p/>
-    <w:p>
-      <w:r>
-        <w:t xml:space="preserve">Social cohesion as an emergent network property measured through relational ties is a great macro-pattern. </w:t>
-      </w:r>
-      <w:proofErr w:type="spellStart"/>
-      <w:r>
-        <w:t>Youalso</w:t>
-      </w:r>
-      <w:proofErr w:type="spellEnd"/>
-      <w:r>
-        <w:t xml:space="preserve"> add by having a direct link to a theory that you can begin to explore. </w:t>
-      </w:r>
-    </w:p>
-    <w:p/>
-    <w:p>
-      <w:r>
-        <w:t>Where you need more (let's think through this!):</w:t>
-      </w:r>
-    </w:p>
-    <w:p>
-      <w:r>
-        <w:t xml:space="preserve">Unfortunately, most narrative theories are horrible for specifying everything they need </w:t>
-      </w:r>
-      <w:proofErr w:type="spellStart"/>
-      <w:r>
-        <w:t>ot</w:t>
-      </w:r>
-      <w:proofErr w:type="spellEnd"/>
-      <w:r>
-        <w:t xml:space="preserve"> specify for a complete theory and even fewer are process models or </w:t>
-      </w:r>
-      <w:proofErr w:type="gramStart"/>
-      <w:r>
-        <w:t>process-oriented</w:t>
-      </w:r>
-      <w:proofErr w:type="gramEnd"/>
-      <w:r>
-        <w:t xml:space="preserve">. </w:t>
-      </w:r>
-      <w:proofErr w:type="gramStart"/>
-      <w:r>
-        <w:t>So</w:t>
-      </w:r>
-      <w:proofErr w:type="gramEnd"/>
-      <w:r>
-        <w:t xml:space="preserve"> what determines interaction success? Sharing type helps but what is the actual mechanism (or set of mechanisms) at play. You probably want to avoid a coin flip sort of dynamic here. </w:t>
-      </w:r>
-    </w:p>
-    <w:p/>
-    <w:p>
-      <w:r>
-        <w:t xml:space="preserve">You've </w:t>
-      </w:r>
-      <w:proofErr w:type="spellStart"/>
-      <w:r>
-        <w:t>listedn</w:t>
-      </w:r>
-      <w:proofErr w:type="spellEnd"/>
-      <w:r>
-        <w:t xml:space="preserve"> multiplex sociality, imprecise language and intensive communication... is there a way to shape a mechanism around this? </w:t>
-      </w:r>
-      <w:proofErr w:type="gramStart"/>
-      <w:r>
-        <w:t>So</w:t>
-      </w:r>
-      <w:proofErr w:type="gramEnd"/>
-      <w:r>
-        <w:t xml:space="preserve"> agents have different reactions based on what they experience and have tendencies to communicate in certain ways? This would be akin to a communication style where you could have one or multiple dimensions that represent the style and something about the distance could have bearing on the reactions of the participants and, therefore, the outcome of the situation. Agents might have </w:t>
-      </w:r>
-      <w:proofErr w:type="spellStart"/>
-      <w:r>
-        <w:t>diffferent</w:t>
-      </w:r>
-      <w:proofErr w:type="spellEnd"/>
-      <w:r>
-        <w:t xml:space="preserve"> distributions they are sampled from based on type and there may even be some overlap. Depending on the rules you set up, some cross-neurotype pairs may be naturally more compatible while </w:t>
-      </w:r>
-      <w:proofErr w:type="spellStart"/>
-      <w:r>
-        <w:t>somd</w:t>
-      </w:r>
-      <w:proofErr w:type="spellEnd"/>
-      <w:r>
-        <w:t xml:space="preserve"> same-type pairs might be less compatible as well. As someone not steeped in the literature I wonder if there is any possibility of finding compatibility between some types of pairs. </w:t>
-      </w:r>
-    </w:p>
-    <w:p/>
-    <w:p>
-      <w:r>
-        <w:t xml:space="preserve">Masking is an interesting behavior and could serve as a strong </w:t>
-      </w:r>
-      <w:proofErr w:type="gramStart"/>
-      <w:r>
-        <w:t>mechanism</w:t>
-      </w:r>
-      <w:proofErr w:type="gramEnd"/>
-      <w:r>
-        <w:t xml:space="preserve"> but I encourage you to think about what, contextually, may influence it's use and by whom. I wonder if masking is a unidirectional process (</w:t>
-      </w:r>
-      <w:proofErr w:type="spellStart"/>
-      <w:r>
-        <w:t>neurodiv</w:t>
-      </w:r>
-      <w:proofErr w:type="spellEnd"/>
-      <w:r>
-        <w:t xml:space="preserve">/autistic and communicate in more allistic ways but not the reverse). I also wonder if the decision-making around masking in </w:t>
-      </w:r>
-      <w:r>
-        <w:lastRenderedPageBreak/>
-        <w:t xml:space="preserve">threshold based, learned, or has a cost associated with it or other constraints. Constraints are </w:t>
-      </w:r>
-      <w:proofErr w:type="gramStart"/>
-      <w:r>
-        <w:t>actually excellent</w:t>
-      </w:r>
-      <w:proofErr w:type="gramEnd"/>
-      <w:r>
-        <w:t xml:space="preserve"> levers to use and can yield surprising outcomes. So constraining when or how making can occur or even the degree of effectiveness masking has (how well can anyone </w:t>
-      </w:r>
-      <w:proofErr w:type="gramStart"/>
-      <w:r>
-        <w:t>actually mask</w:t>
-      </w:r>
-      <w:proofErr w:type="gramEnd"/>
-      <w:r>
-        <w:t xml:space="preserve"> their base tendencies without coming across as </w:t>
-      </w:r>
-      <w:proofErr w:type="spellStart"/>
-      <w:r>
-        <w:t>inaunthentic</w:t>
-      </w:r>
-      <w:proofErr w:type="spellEnd"/>
-      <w:r>
-        <w:t xml:space="preserve"> or other negative social perception?) could really ground this model a bit more. </w:t>
-      </w:r>
-    </w:p>
-    <w:p/>
-    <w:p>
-      <w:r>
-        <w:t xml:space="preserve">It appears masking has two things happening simultaneously. First, the immediate interaction is more likely to succeed. This is a great local benefit. The autistic and allistic have a positive experience. However, the allistic partner receives no signal that their communication style was problematic. However, problematic is hard to define here. Thinking about the network perspective, how do both agent's update their relationship perspectives? Given different </w:t>
-      </w:r>
-      <w:proofErr w:type="spellStart"/>
-      <w:r>
-        <w:t>softwares</w:t>
-      </w:r>
-      <w:proofErr w:type="spellEnd"/>
-      <w:r>
-        <w:t xml:space="preserve"> running the communication style, does it also update the relational perspectives differently?</w:t>
-      </w:r>
-    </w:p>
-    <w:p/>
-    <w:p>
-      <w:r>
-        <w:t xml:space="preserve">This also presents a bit of a conundrum. Over many interactions then perhaps there would have to be a selected norm of interaction. Early interactions where masking may be used could increase certain norms of behavior throughout the team because of the positive interactions. These norms then cause entrenchment until masking is no longer tolerated or impossible and a cascade of things could occur that shake the foundation of the team cohesion. </w:t>
-      </w:r>
-      <w:proofErr w:type="gramStart"/>
-      <w:r>
-        <w:t>So</w:t>
-      </w:r>
-      <w:proofErr w:type="gramEnd"/>
-      <w:r>
-        <w:t xml:space="preserve"> this could be seen as an externality where the individual </w:t>
-      </w:r>
-      <w:proofErr w:type="spellStart"/>
-      <w:r>
-        <w:t>copin</w:t>
-      </w:r>
-      <w:proofErr w:type="spellEnd"/>
-      <w:r>
-        <w:t xml:space="preserve"> strategy introduces a team-level cost. You may also imagine that as the norm entrenched in the team, more masking would be required, until unsustainable levels were reached. </w:t>
-      </w:r>
-    </w:p>
-    <w:p/>
-    <w:p>
-      <w:r>
-        <w:t xml:space="preserve">If you want to keep belonging as it is, my question is what does it do? How does it really impact behavior? Does it have any bearing or meaning that could feed back into the system in any way? If belonging related to partner selection, then agents with low belonging are likely to have limited interaction diversity and potential faultlines could emerge. However, this is all without thinking about what if team members had to work together and not all interactions were by choice (e.g. workflow interdependence). </w:t>
-      </w:r>
-    </w:p>
-    <w:p/>
-    <w:p>
-      <w:r>
-        <w:t xml:space="preserve">Again, I don't know this </w:t>
-      </w:r>
-      <w:proofErr w:type="gramStart"/>
-      <w:r>
-        <w:t>literature</w:t>
-      </w:r>
-      <w:proofErr w:type="gramEnd"/>
-      <w:r>
-        <w:t xml:space="preserve"> but I wonder if it parallels what was seen in the diversity literature in that there seems to be a real burden on the "different" agent, in your case the autistic agent. It seems that the allistic agents are static and unchanging. But the double </w:t>
-      </w:r>
-      <w:r>
-        <w:lastRenderedPageBreak/>
-        <w:t>empathy problem is bidirectional. So how are you going to model the behavioral repertoire or adaptive processes of the allistic agents?</w:t>
-      </w:r>
-    </w:p>
-    <w:p/>
-    <w:p>
-      <w:r>
-        <w:t>Potential reading:</w:t>
-      </w:r>
-    </w:p>
-    <w:p>
-      <w:r>
-        <w:t>Your model has a strong parallel to one of the most influential ABMs in social science: Axelrod's 1997 cultural dissemination model. You have some elements that are similar like compatibility driving interactions or interaction success. You might also find inspiration in the Prisoner's Dilemma Tag model. This could be even more directly to how you want to think about things and you could modify what they've done to fit your theoretical paradigm. I'm also attaching a brief network perspective for you to consider for ideas.</w:t>
-      </w:r>
-    </w:p>
-    <w:p/>
-    <w:p>
-      <w:r>
-        <w:t>I will enjoy the conversations we'll have to continue to have about this. Don't hold back any questions.</w:t>
-      </w:r>
-    </w:p>
-    <w:p/>
+    </w:p>
     <w:p>
       <w:r>
         <w:br w:type="page"/>
       </w:r>
     </w:p>
-    <w:p>
-      <w:r>
-        <w:lastRenderedPageBreak/>
+    <w:p/>
+    <w:p>
+      <w:r>
         <w:t>Hey y'all,</w:t>
       </w:r>
     </w:p>
